--- a/extrakty/doc/TC278WG4/extract_18234-6_(2008).docx
+++ b/extrakty/doc/TC278WG4/extract_18234-6_(2008).docx
@@ -224,6 +224,16 @@
     <w:p>
       <w:pPr>
         <w:pStyle w:val="Textnormy"/>
+        <w:rPr/>
+      </w:pPr>
+      <w:r>
+        <w:rPr/>
+        <w:t xml:space="preserve">Poznámka: Extrakt uvádí vybrané kapitoly popisovaného dokumentu a přejímá původní číslování kapitol.</w:t>
+      </w:r>
+    </w:p>
+    <w:p>
+      <w:pPr>
+        <w:pStyle w:val="Textnormy"/>
         <w:rPr>
           <w:b/>
           <w:sz w:val="22"/>
@@ -264,17 +274,37 @@
           <w:sz w:val="22"/>
           <w:szCs w:val="22"/>
         </w:rPr>
-        <w:t>Souvisící normy</w:t>
-      </w:r>
-    </w:p>
-    <w:p>
-      <w:pPr>
-        <w:pStyle w:val="Textnormy"/>
-        <w:rPr/>
-      </w:pPr>
-      <w:r>
-        <w:rPr/>
-        <w:t>Tato norma úzce souvisí s ostatními částmi tohoto souboru norem (18234-1 až 6).</w:t>
+        <w:t>1 Předmět normy</w:t>
+      </w:r>
+    </w:p>
+    <w:p>
+      <w:pPr>
+        <w:pStyle w:val="Textnormy"/>
+        <w:rPr/>
+      </w:pPr>
+      <w:r>
+        <w:rPr/>
+        <w:t>Tato technická specifikace stanovuje metodu označení polohy (TPEG-Loc) používanou aplikacemi TPEG jako jsou TPEG-RTM a TPEG-PTI. TPEG-Loc není aplikací, a proto nemá tzv. identifikátor aplikace (AID) (jako např. TPEG-RTM), je jen nezbytnou součástí dané aplikace.</w:t>
+      </w:r>
+    </w:p>
+    <w:p>
+      <w:pPr>
+        <w:pStyle w:val="Textnormy"/>
+        <w:rPr/>
+      </w:pPr>
+      <w:r>
+        <w:rPr/>
+        <w:t>Při popisu lokace je nezbytné brát na zřetel koncového uživatele, ten musí z poskytnutých informací být schopen poznat, kde se daná lokace nachází. Tato norma umožňuje popisovat lokace nezávisle na jazyku uživatele a to díky soustavě v této normě definovaných tabulek obsahující základní fráze sloužící k popisu lokace. TPEG-Loc také umožňuje složitější formu popisu určenou pro strojové zpracování navigačním počítačem koncového uživatele. Tato metoda je nazývána on-the-fly lokalizace, pro její popis byly využity výstupu projektu ILOC.</w:t>
+      </w:r>
+    </w:p>
+    <w:p>
+      <w:pPr>
+        <w:pStyle w:val="Textnormy"/>
+        <w:rPr/>
+      </w:pPr>
+      <w:r>
+        <w:rPr/>
+        <w:t>Při tvorbě této normy nebyla zahrnuta zpětná kompatibilita s popisem lokace pomocí lokalizačních tabulek, který je používán v systému RDS-TMC (EN ISO 14819-3). Díky tomu není možné jednoduše převádět (pouze na základě této normy) informace ve tvaru RDS-TMC do aplikací TPEG.</w:t>
       </w:r>
     </w:p>
     <w:p>
@@ -292,37 +322,17 @@
           <w:sz w:val="22"/>
           <w:szCs w:val="22"/>
         </w:rPr>
-        <w:t>1 Předmět normy</w:t>
-      </w:r>
-    </w:p>
-    <w:p>
-      <w:pPr>
-        <w:pStyle w:val="Textnormy"/>
-        <w:rPr/>
-      </w:pPr>
-      <w:r>
-        <w:rPr/>
-        <w:t>Tato technická specifikace stanovuje metodu označení polohy (TPEG-Loc) používanou aplikacemi TPEG jako jsou TPEG-RTM a TPEG-PTI. TPEG-Loc není aplikací, a proto nemá tzv. identifikátor aplikace (AID) (jako např. TPEG-RTM), je jen nezbytnou součástí dané aplikace.</w:t>
-      </w:r>
-    </w:p>
-    <w:p>
-      <w:pPr>
-        <w:pStyle w:val="Textnormy"/>
-        <w:rPr/>
-      </w:pPr>
-      <w:r>
-        <w:rPr/>
-        <w:t>Při popisu lokace je nezbytné brát na zřetel koncového uživatele, ten musí z poskytnutých informací být schopen poznat, kde se daná lokace nachází. Tato norma umožňuje popisovat lokace nezávisle na jazyku uživatele a to díky soustavě v této normě definovaných tabulek obsahující základní fráze sloužící k popisu lokace. TPEG-Loc také umožňuje složitější formu popisu určenou pro strojové zpracování navigačním počítačem koncového uživatele. Tato metoda je nazývána on-the-fly lokalizace, pro její popis byly využity výstupu projektu ILOC.</w:t>
-      </w:r>
-    </w:p>
-    <w:p>
-      <w:pPr>
-        <w:pStyle w:val="Textnormy"/>
-        <w:rPr/>
-      </w:pPr>
-      <w:r>
-        <w:rPr/>
-        <w:t>Při tvorbě této normy nebyla zahrnuta zpětná kompatibilita s popisem lokace pomocí lokalizačních tabulek, který je používán v systému RDS-TMC (EN ISO 14819-3). Díky tomu není možné jednoduše převádět (pouze na základě této normy) informace ve tvaru RDS-TMC do aplikací TPEG.</w:t>
+        <w:t xml:space="preserve">2 Souvisící normy</w:t>
+      </w:r>
+    </w:p>
+    <w:p>
+      <w:pPr>
+        <w:pStyle w:val="Textnormy"/>
+        <w:rPr/>
+      </w:pPr>
+      <w:r>
+        <w:rPr/>
+        <w:t>Tato norma úzce souvisí s ostatními částmi tohoto souboru norem (18234-1 až 6).</w:t>
       </w:r>
     </w:p>
     <w:p>
@@ -404,6 +414,16 @@
     <w:p>
       <w:pPr>
         <w:pStyle w:val="Textnormy"/>
+        <w:rPr/>
+      </w:pPr>
+      <w:r>
+        <w:rPr/>
+        <w:t xml:space="preserve">Další termíny a zkratky z oboru ITS jsou obsaženy ve slovníku ITS terminology.</w:t>
+      </w:r>
+    </w:p>
+    <w:p>
+      <w:pPr>
+        <w:pStyle w:val="Textnormy"/>
         <w:rPr>
           <w:b/>
           <w:sz w:val="22"/>
@@ -416,7 +436,7 @@
           <w:sz w:val="22"/>
           <w:szCs w:val="22"/>
         </w:rPr>
-        <w:t>4 Zkratky</w:t>
+        <w:t xml:space="preserve">4 Symboly a zkratky</w:t>
       </w:r>
     </w:p>
     <w:p>
@@ -537,6 +557,16 @@
           <w:spacing w:val="-2"/>
         </w:rPr>
         <w:t>deskriptor vytvořený podle pravidel TPEG-Loc</w:t>
+      </w:r>
+    </w:p>
+    <w:p>
+      <w:pPr>
+        <w:pStyle w:val="Textnormy"/>
+        <w:rPr/>
+      </w:pPr>
+      <w:r>
+        <w:rPr/>
+        <w:t xml:space="preserve">Další termíny a zkratky z oboru ITS jsou obsaženy ve slovníku ITS terminology (www.ITSterminology.org).</w:t>
       </w:r>
     </w:p>
     <w:p>
@@ -627,7 +657,7 @@
             </wp:cNvGraphicFramePr>
             <a:graphic xmlns:a="http://schemas.openxmlformats.org/drawingml/2006/main">
               <a:graphicData uri="http://schemas.openxmlformats.org/drawingml/2006/picture">
-                <pic:pic xmlns:pic="http://schemas.openxmlformats.org/drawingml/2006/picture">
+                <pic:pic>
                   <pic:nvPicPr>
                     <pic:cNvPr id="1" name="Image1"/>
                     <pic:cNvPicPr>
@@ -748,11 +778,11 @@
                                   <wp:effectExtent l="0" t="0" r="0" b="0"/>
                                   <wp:docPr id="3" name="Image2"/>
                                   <wp:cNvGraphicFramePr>
-                                    <a:graphicFrameLocks xmlns:a="http://schemas.openxmlformats.org/drawingml/2006/main" noChangeAspect="1"/>
+                                    <a:graphicFrameLocks noChangeAspect="1"/>
                                   </wp:cNvGraphicFramePr>
-                                  <a:graphic xmlns:a="http://schemas.openxmlformats.org/drawingml/2006/main">
+                                  <a:graphic>
                                     <a:graphicData uri="http://schemas.openxmlformats.org/drawingml/2006/picture">
-                                      <pic:pic xmlns:pic="http://schemas.openxmlformats.org/drawingml/2006/picture">
+                                      <pic:pic>
                                         <pic:nvPicPr>
                                           <pic:cNvPr id="3" name="Image2"/>
                                           <pic:cNvPicPr>
@@ -832,7 +862,7 @@
                             </wp:cNvGraphicFramePr>
                             <a:graphic xmlns:a="http://schemas.openxmlformats.org/drawingml/2006/main">
                               <a:graphicData uri="http://schemas.openxmlformats.org/drawingml/2006/picture">
-                                <pic:pic xmlns:pic="http://schemas.openxmlformats.org/drawingml/2006/picture">
+                                <pic:pic>
                                   <pic:nvPicPr>
                                     <pic:cNvPr id="4" name="Image2"/>
                                     <pic:cNvPicPr>
@@ -933,7 +963,7 @@
             </wp:cNvGraphicFramePr>
             <a:graphic xmlns:a="http://schemas.openxmlformats.org/drawingml/2006/main">
               <a:graphicData uri="http://schemas.openxmlformats.org/drawingml/2006/picture">
-                <pic:pic xmlns:pic="http://schemas.openxmlformats.org/drawingml/2006/picture">
+                <pic:pic>
                   <pic:nvPicPr>
                     <pic:cNvPr id="5" name="Image3"/>
                     <pic:cNvPicPr>
@@ -1074,7 +1104,7 @@
             </wp:cNvGraphicFramePr>
             <a:graphic xmlns:a="http://schemas.openxmlformats.org/drawingml/2006/main">
               <a:graphicData uri="http://schemas.openxmlformats.org/drawingml/2006/picture">
-                <pic:pic xmlns:pic="http://schemas.openxmlformats.org/drawingml/2006/picture">
+                <pic:pic>
                   <pic:nvPicPr>
                     <pic:cNvPr id="6" name="Image4"/>
                     <pic:cNvPicPr>
@@ -1289,7 +1319,7 @@
             </wp:cNvGraphicFramePr>
             <a:graphic xmlns:a="http://schemas.openxmlformats.org/drawingml/2006/main">
               <a:graphicData uri="http://schemas.openxmlformats.org/drawingml/2006/picture">
-                <pic:pic xmlns:pic="http://schemas.openxmlformats.org/drawingml/2006/picture">
+                <pic:pic>
                   <pic:nvPicPr>
                     <pic:cNvPr id="7" name="Image5"/>
                     <pic:cNvPicPr>
@@ -1377,7 +1407,7 @@
             </wp:cNvGraphicFramePr>
             <a:graphic xmlns:a="http://schemas.openxmlformats.org/drawingml/2006/main">
               <a:graphicData uri="http://schemas.openxmlformats.org/drawingml/2006/picture">
-                <pic:pic xmlns:pic="http://schemas.openxmlformats.org/drawingml/2006/picture">
+                <pic:pic>
                   <pic:nvPicPr>
                     <pic:cNvPr id="8" name="Image6"/>
                     <pic:cNvPicPr>

--- a/extrakty/doc/TC278WG4/extract_18234-6_(2008).docx
+++ b/extrakty/doc/TC278WG4/extract_18234-6_(2008).docx
@@ -25,7 +25,7 @@
           <w:sz w:val="40"/>
           <w:szCs w:val="40"/>
         </w:rPr>
-        <w:t>EXTRAKT z české technické normy</w:t>
+        <w:t xml:space="preserve">EXTRAKT z technické specifikace CEN</w:t>
       </w:r>
     </w:p>
     <w:p>
@@ -134,7 +134,7 @@
                 <w:sz w:val="32"/>
                 <w:lang w:val="en-US" w:eastAsia="en-US"/>
               </w:rPr>
-              <w:t>ČSN P CEN ISO/TS 18234-6</w:t>
+              <w:t xml:space="preserve">CEN ISO/TS 18234-6</w:t>
             </w:r>
           </w:p>
           <w:p>
@@ -162,7 +162,7 @@
             </w:pPr>
             <w:r>
               <w:rPr/>
-              <w:t>01 8256</w:t>
+              <w:t xml:space="preserve"/>
             </w:r>
           </w:p>
         </w:tc>
@@ -178,9 +178,9 @@
       </w:pPr>
       <w:r>
         <w:rPr/>
-        <w:t>Platí od 1.1.2007</w:t>
+        <w:t xml:space="preserve">Vydána 2006, 84 stran</w:t>
         <w:tab/>
-        <w:t>83 stran</w:t>
+        <w:t/>
       </w:r>
     </w:p>
     <w:p>
